--- a/manuscript/title_page.docx
+++ b/manuscript/title_page.docx
@@ -167,7 +167,7 @@
         <w:pStyle w:val="FirstParagraph"/>
       </w:pPr>
       <w:r>
-        <w:t xml:space="preserve">The code of the simulations, the rates aggregated by condition, the outputs of the formal models and the scripts that reproduce every table and figure are available at https://github.com/diogoprov/pcps-sim and archived at Zenodo ([CITAR: Zenodo DOI]). The tadpole metacommunity data of Box 1 come from published studies (Both et al., 2011; Prado &amp; Rossa-Feres, 2014; Provete et al., 2014) and from unpublished data shared with the author, which cannot be redistributed; the repository holds the species lists and the tree shapes of the regional pools derived from them.</w:t>
+        <w:t xml:space="preserve">The code of the simulations, the rates aggregated by condition, the outputs of the formal models and the scripts that reproduce every table and figure are available at https://github.com/diogoprov/pcps-sim and archived at Zenodo (https://doi.org/10.5281/zenodo.23500104, all versions; v0.1.0, https://doi.org/10.5281/zenodo.23500105). For peer review, an anonymized copy is provided as a separate deposit. The tadpole metacommunity data of Box 1 come from published studies (Both et al., 2011; Prado &amp; Rossa-Feres, 2014; Provete et al., 2014) and from unpublished data shared with the author, which cannot be redistributed; the repository holds only the tree shapes of the regional pools derived from them and the results of the case study.</w:t>
       </w:r>
     </w:p>
     <w:bookmarkEnd w:id="24"/>

--- a/manuscript/title_page.docx
+++ b/manuscript/title_page.docx
@@ -167,7 +167,7 @@
         <w:pStyle w:val="FirstParagraph"/>
       </w:pPr>
       <w:r>
-        <w:t xml:space="preserve">The code of the simulations, the rates aggregated by condition, the outputs of the formal models and the scripts that reproduce every table and figure are available at https://github.com/diogoprov/pcps-sim and archived at Zenodo (https://doi.org/10.5281/zenodo.23500104, all versions; v0.1.0, https://doi.org/10.5281/zenodo.23500105). For peer review, an anonymized copy is provided as a separate deposit. The tadpole metacommunity data of Box 1 come from published studies (Both et al., 2011; Prado &amp; Rossa-Feres, 2014; Provete et al., 2014) and from unpublished data shared with the author, which cannot be redistributed; the repository holds only the tree shapes of the regional pools derived from them and the results of the case study.</w:t>
+        <w:t xml:space="preserve">The code of the simulations, the rates aggregated by condition, the outputs of the formal models and the scripts that reproduce every table and figure are available at https://github.com/diogoprov/pcps-sim and archived at Zenodo (https://doi.org/10.5281/zenodo.23500104, all versions; v0.1.0, https://doi.org/10.5281/zenodo.23500105). For peer review, an anonymized copy is available at [CITAR: URL of the anonymous Zenodo deposit]. The tadpole metacommunity data of Box 1 come from published studies (Both et al., 2011; Prado &amp; Rossa-Feres, 2014; Provete et al., 2014) and from unpublished data shared with the author, which cannot be redistributed; the repository holds only the tree shapes of the regional pools derived from them and the results of the case study.</w:t>
       </w:r>
     </w:p>
     <w:bookmarkEnd w:id="24"/>

--- a/manuscript/title_page.docx
+++ b/manuscript/title_page.docx
@@ -167,7 +167,7 @@
         <w:pStyle w:val="FirstParagraph"/>
       </w:pPr>
       <w:r>
-        <w:t xml:space="preserve">The code of the simulations, the rates aggregated by condition, the outputs of the formal models and the scripts that reproduce every table and figure are available at https://github.com/diogoprov/pcps-sim and archived at Zenodo (https://doi.org/10.5281/zenodo.23500104, all versions; v0.1.0, https://doi.org/10.5281/zenodo.23500105). For peer review, an anonymized copy is available at [CITAR: URL of the anonymous Zenodo deposit]. The tadpole metacommunity data of Box 1 come from published studies (Both et al., 2011; Prado &amp; Rossa-Feres, 2014; Provete et al., 2014) and from unpublished data shared with the author, which cannot be redistributed; the repository holds only the tree shapes of the regional pools derived from them and the results of the case study.</w:t>
+        <w:t xml:space="preserve">The code of the simulations, the rates aggregated by condition, the outputs of the formal models and the scripts that reproduce every table and figure are available at https://github.com/diogoprov/pcps-sim and archived at Zenodo (https://doi.org/10.5281/zenodo.23500104, all versions; v0.1.0, https://doi.org/10.5281/zenodo.23500105). For peer review, an anonymized copy is available at https://doi.org/10.5281/zenodo.23500661. The tadpole metacommunity data of Box 1 come from published studies (Both et al., 2011; Prado &amp; Rossa-Feres, 2014; Provete et al., 2014) and from unpublished data shared with the author, which cannot be redistributed; the repository holds only the tree shapes of the regional pools derived from them and the results of the case study.</w:t>
       </w:r>
     </w:p>
     <w:bookmarkEnd w:id="24"/>

--- a/manuscript/title_page.docx
+++ b/manuscript/title_page.docx
@@ -95,7 +95,7 @@
         <w:pStyle w:val="FirstParagraph"/>
       </w:pPr>
       <w:r>
-        <w:t xml:space="preserve">I thank V. J. Debastiani for help with the implementation of the first version of this simulation, L. D. S. Duarte and A. S. Melo for discussions during my PhD, and M. V. Cianciaruso, T. F. Rangel and T. B. Quental for comments as members of the thesis committee. I also thank the authors who shared the tadpole metacommunity data used in Box 1. [CITAR: funding agencies and grant numbers]</w:t>
+        <w:t xml:space="preserve">I thank V. J. Debastiani for help with the implementation of the first version of this simulation, L. D. S. Duarte and A. S. Melo for discussions during my PhD, and M. V. Cianciaruso, T. F. Rangel and T. B. Quental for comments as members of the thesis committee. I also thank the authors who shared the tadpole metacommunity data used in Appendix S3. [CITAR: funding agencies and grant numbers]</w:t>
       </w:r>
     </w:p>
     <w:bookmarkEnd w:id="20"/>
@@ -167,7 +167,7 @@
         <w:pStyle w:val="FirstParagraph"/>
       </w:pPr>
       <w:r>
-        <w:t xml:space="preserve">The code of the simulations, the rates aggregated by condition, the outputs of the formal models and the scripts that reproduce every table and figure are available at https://github.com/diogoprov/pcps-sim and archived at Zenodo (https://doi.org/10.5281/zenodo.23500104, all versions; v0.1.0, https://doi.org/10.5281/zenodo.23500105). For peer review, an anonymized copy is available at https://doi.org/10.5281/zenodo.23500661. The tadpole metacommunity data of Box 1 come from published studies (Both et al., 2011; Prado &amp; Rossa-Feres, 2014; Provete et al., 2014) and from unpublished data shared with the author, which cannot be redistributed; the repository holds only the tree shapes of the regional pools derived from them and the results of the case study.</w:t>
+        <w:t xml:space="preserve">The code of the simulations, the rates aggregated by condition, the outputs of the formal models and the scripts that reproduce every table and figure are available at https://github.com/diogoprov/pcps-sim and archived at Zenodo (https://doi.org/10.5281/zenodo.23500104, all versions; v0.1.0, https://doi.org/10.5281/zenodo.23500105). For peer review, an anonymized copy is available at https://doi.org/10.5281/zenodo.23500661. The tadpole metacommunity data of Appendix S3 come from published studies (Both et al., 2011; Prado &amp; Rossa-Feres, 2014; Provete et al., 2014) and from unpublished data shared with the author, which cannot be redistributed; the repository holds only the tree shapes of the regional pools derived from them and the results of the case study.</w:t>
       </w:r>
     </w:p>
     <w:bookmarkEnd w:id="24"/>

--- a/manuscript/title_page.docx
+++ b/manuscript/title_page.docx
@@ -38,7 +38,7 @@
         <w:t xml:space="preserve"> </w:t>
       </w:r>
       <w:r>
-        <w:t xml:space="preserve">[CITAR: affiliation, city, country]</w:t>
+        <w:t xml:space="preserve">Instituto de Biociências, Universidade Federal de Mato Grosso do Sul, Campo Grande, Mato Grosso do Sul, Brazil</w:t>
       </w:r>
     </w:p>
     <w:p>
@@ -46,7 +46,7 @@
         <w:pStyle w:val="BodyText"/>
       </w:pPr>
       <w:r>
-        <w:t xml:space="preserve">Correspondence: Diogo B. Provete, [CITAR: corresponding e-mail]</w:t>
+        <w:t xml:space="preserve">Correspondence: Diogo B. Provete, CORRESPONDING_EMAIL</w:t>
       </w:r>
     </w:p>
     <w:p>
@@ -54,7 +54,7 @@
         <w:pStyle w:val="BodyText"/>
       </w:pPr>
       <w:r>
-        <w:t xml:space="preserve">ORCID: [CITAR: ORCID]</w:t>
+        <w:t xml:space="preserve">ORCID: https://orcid.org/0000-0002-0097-0651</w:t>
       </w:r>
     </w:p>
     <w:p>
@@ -62,7 +62,7 @@
         <w:pStyle w:val="BodyText"/>
       </w:pPr>
       <w:r>
-        <w:t xml:space="preserve">Running title: Tree shape and phylogenetic metacommunity tests</w:t>
+        <w:t xml:space="preserve">Running title: Tree shape and phylogenetic community tests</w:t>
       </w:r>
     </w:p>
     <w:p>
@@ -78,7 +78,7 @@
         <w:pStyle w:val="BodyText"/>
       </w:pPr>
       <w:r>
-        <w:t xml:space="preserve">Word count: [CITAR: final word count, including references]</w:t>
+        <w:t xml:space="preserve">Word count: 7,987 (abstract, main text, table, figure legends and references)</w:t>
       </w:r>
     </w:p>
     <w:bookmarkStart w:id="20" w:name="acknowledgements"/>
@@ -135,13 +135,13 @@
       </w:r>
     </w:p>
     <w:bookmarkEnd w:id="22"/>
-    <w:bookmarkStart w:id="23" w:name="statement-on-inclusion"/>
+    <w:bookmarkStart w:id="23" w:name="data-availability-statement"/>
     <w:p>
       <w:pPr>
         <w:pStyle w:val="Heading1"/>
       </w:pPr>
       <w:r>
-        <w:t xml:space="preserve">Statement on inclusion</w:t>
+        <w:t xml:space="preserve">Data availability statement</w:t>
       </w:r>
     </w:p>
     <w:p>
@@ -149,17 +149,17 @@
         <w:pStyle w:val="FirstParagraph"/>
       </w:pPr>
       <w:r>
-        <w:t xml:space="preserve">[CITAR: optional statement on inclusion of local researchers and data providers, if required by the journal]</w:t>
+        <w:t xml:space="preserve">The code of the simulations, the rates aggregated by condition, the outputs of the formal models and the scripts that reproduce every table and figure are available at https://github.com/diogoprov/pcps-sim and archived at Zenodo (https://doi.org/10.5281/zenodo.23500104, all versions; v0.1.0, https://doi.org/10.5281/zenodo.23500105). For peer review, an anonymized copy is available at https://doi.org/10.5281/zenodo.23500661. The tadpole metacommunity data of Appendix S3 come from published studies (Both et al., 2011; Prado &amp; Rossa-Feres, 2014; Provete et al., 2014) and from unpublished data shared with the author, which cannot be redistributed; the repository holds only the tree shapes of the regional pools derived from them and the results of the case study.</w:t>
       </w:r>
     </w:p>
     <w:bookmarkEnd w:id="23"/>
-    <w:bookmarkStart w:id="24" w:name="data-availability-statement"/>
+    <w:bookmarkStart w:id="24" w:name="use-of-artificial-intelligence"/>
     <w:p>
       <w:pPr>
         <w:pStyle w:val="Heading1"/>
       </w:pPr>
       <w:r>
-        <w:t xml:space="preserve">Data availability statement</w:t>
+        <w:t xml:space="preserve">Use of artificial intelligence</w:t>
       </w:r>
     </w:p>
     <w:p>
@@ -167,28 +167,10 @@
         <w:pStyle w:val="FirstParagraph"/>
       </w:pPr>
       <w:r>
-        <w:t xml:space="preserve">The code of the simulations, the rates aggregated by condition, the outputs of the formal models and the scripts that reproduce every table and figure are available at https://github.com/diogoprov/pcps-sim and archived at Zenodo (https://doi.org/10.5281/zenodo.23500104, all versions; v0.1.0, https://doi.org/10.5281/zenodo.23500105). For peer review, an anonymized copy is available at https://doi.org/10.5281/zenodo.23500661. The tadpole metacommunity data of Appendix S3 come from published studies (Both et al., 2011; Prado &amp; Rossa-Feres, 2014; Provete et al., 2014) and from unpublished data shared with the author, which cannot be redistributed; the repository holds only the tree shapes of the regional pools derived from them and the results of the case study.</w:t>
+        <w:t xml:space="preserve">The code and the drafts of the Methods and Results were written with the assistance of an AI model (Claude, Anthropic) under the direction of the author, who made every design decision and checked every result; the interactions are logged in docs/AI_INTERACTION_LOG.md of the code repository.</w:t>
       </w:r>
     </w:p>
     <w:bookmarkEnd w:id="24"/>
-    <w:bookmarkStart w:id="25" w:name="use-of-artificial-intelligence"/>
-    <w:p>
-      <w:pPr>
-        <w:pStyle w:val="Heading1"/>
-      </w:pPr>
-      <w:r>
-        <w:t xml:space="preserve">Use of artificial intelligence</w:t>
-      </w:r>
-    </w:p>
-    <w:p>
-      <w:pPr>
-        <w:pStyle w:val="FirstParagraph"/>
-      </w:pPr>
-      <w:r>
-        <w:t xml:space="preserve">The code and the drafts of the Methods and Results were written with the assistance of an AI model (Claude, Anthropic) under the direction of the author, who made every design decision and checked every result; the interactions are logged in docs/AI_INTERACTION_LOG.md of the code repository.</w:t>
-      </w:r>
-    </w:p>
-    <w:bookmarkEnd w:id="25"/>
     <w:sectPr>
       <w:footerReference r:id="rId9" w:type="default"/>
       <w:footnotePr>

--- a/manuscript/title_page.docx
+++ b/manuscript/title_page.docx
@@ -21,7 +21,7 @@
         <w:rPr>
           <w:vertAlign w:val="superscript"/>
         </w:rPr>
-        <w:t xml:space="preserve">1</w:t>
+        <w:t xml:space="preserve">1,2</w:t>
       </w:r>
     </w:p>
     <w:p>
@@ -39,6 +39,23 @@
       </w:r>
       <w:r>
         <w:t xml:space="preserve">Instituto de Biociências, Universidade Federal de Mato Grosso do Sul, Campo Grande, Mato Grosso do Sul, Brazil</w:t>
+      </w:r>
+    </w:p>
+    <w:p>
+      <w:pPr>
+        <w:pStyle w:val="BodyText"/>
+      </w:pPr>
+      <w:r>
+        <w:rPr>
+          <w:vertAlign w:val="superscript"/>
+        </w:rPr>
+        <w:t xml:space="preserve">2</w:t>
+      </w:r>
+      <w:r>
+        <w:t xml:space="preserve"> </w:t>
+      </w:r>
+      <w:r>
+        <w:t xml:space="preserve">Gothenburg Global Biodiversity Centre, University of Gothenburg, Gothenburg, Sweden</w:t>
       </w:r>
     </w:p>
     <w:p>

--- a/manuscript/title_page.docx
+++ b/manuscript/title_page.docx
@@ -112,7 +112,7 @@
         <w:pStyle w:val="FirstParagraph"/>
       </w:pPr>
       <w:r>
-        <w:t xml:space="preserve">I thank V. J. Debastiani for help with the implementation of the first version of this simulation, L. D. S. Duarte and A. S. Melo for discussions during my PhD, and M. V. Cianciaruso, T. F. Rangel and T. B. Quental for comments as members of the thesis committee. I also thank the authors who shared the tadpole metacommunity data used in Appendix S3. [CITAR: funding agencies and grant numbers]</w:t>
+        <w:t xml:space="preserve">I thank V. J. Debastiani for help with the implementation of the first version of this simulation, L. D. S. Duarte and A. S. Melo for discussions during my PhD, and M. V. Cianciaruso, T. F. Rangel and T. B. Quental for comments as members of the thesis committee. I also thank the authors who shared the tadpole metacommunity data used in Appendix S3. I received a PhD scholarship from the Coordenação de Aperfeiçoamento de Pessoal de Nível Superior (CAPES), and this study was supported by the Fundação de Apoio ao Desenvolvimento do Ensino, Ciência e Tecnologia do Estado de Mato Grosso do Sul (FUNDECT; grant 83/027.032/2024).</w:t>
       </w:r>
     </w:p>
     <w:bookmarkEnd w:id="20"/>

--- a/manuscript/title_page.docx
+++ b/manuscript/title_page.docx
@@ -112,7 +112,7 @@
         <w:pStyle w:val="FirstParagraph"/>
       </w:pPr>
       <w:r>
-        <w:t xml:space="preserve">I thank V. J. Debastiani for help with the implementation of the first version of this simulation, L. D. S. Duarte and A. S. Melo for discussions during my PhD, and M. V. Cianciaruso, T. F. Rangel and T. B. Quental for comments as members of the thesis committee. I also thank the authors who shared the tadpole metacommunity data used in Appendix S3. I received a PhD scholarship from the Coordenação de Aperfeiçoamento de Pessoal de Nível Superior (CAPES), and this study was supported by the Fundação de Apoio ao Desenvolvimento do Ensino, Ciência e Tecnologia do Estado de Mato Grosso do Sul (FUNDECT; grant 83/027.032/2024).</w:t>
+        <w:t xml:space="preserve">I thank V. J. Debastiani for help with the implementation of the first version of this simulation, L. D. S. Duarte and A. S. Melo for discussions during my PhD, and M. V. Cianciaruso, T. F. Rangel and T. B. Quental for comments as members of the thesis committee. I also thank the authors who shared the tadpole metacommunity data used in Appendix S3. I received a PhD fellowship and a sandwich PhD fellowship (PDSE, process 18641-12-1) from the Coordenação de Aperfeiçoamento de Pessoal de Nível Superior (CAPES), and this study was supported by the Fundação de Apoio ao Desenvolvimento do Ensino, Ciência e Tecnologia do Estado de Mato Grosso do Sul (FUNDECT; grant 83/027.032/2024).</w:t>
       </w:r>
     </w:p>
     <w:bookmarkEnd w:id="20"/>

--- a/manuscript/title_page.docx
+++ b/manuscript/title_page.docx
@@ -7,7 +7,7 @@
         <w:pStyle w:val="Title"/>
       </w:pPr>
       <w:r>
-        <w:t xml:space="preserve">Tree shape and metacommunity assembly govern the performance of phylogenetic community–environment methods</w:t>
+        <w:t xml:space="preserve">Branching times and dispersal, not tree imbalance, govern the performance of phylogenetic community–environment methods</w:t>
       </w:r>
     </w:p>
     <w:p>
@@ -95,7 +95,7 @@
         <w:pStyle w:val="BodyText"/>
       </w:pPr>
       <w:r>
-        <w:t xml:space="preserve">Word count: 7,987 (abstract, main text, table, figure legends and references)</w:t>
+        <w:t xml:space="preserve">Word count: 7,815 (abstract, main text and references); 8,216 including the table and figure legends</w:t>
       </w:r>
     </w:p>
     <w:bookmarkStart w:id="20" w:name="acknowledgements"/>

--- a/manuscript/title_page.docx
+++ b/manuscript/title_page.docx
@@ -95,7 +95,7 @@
         <w:pStyle w:val="BodyText"/>
       </w:pPr>
       <w:r>
-        <w:t xml:space="preserve">Word count: 7,815 (abstract, main text and references); 8,216 including the table and figure legends</w:t>
+        <w:t xml:space="preserve">Word count: 7,866 (abstract, main text and references); 8,267 including the table and figure legends</w:t>
       </w:r>
     </w:p>
     <w:bookmarkStart w:id="20" w:name="acknowledgements"/>

--- a/manuscript/title_page.docx
+++ b/manuscript/title_page.docx
@@ -95,7 +95,7 @@
         <w:pStyle w:val="BodyText"/>
       </w:pPr>
       <w:r>
-        <w:t xml:space="preserve">Word count: 7,866 (abstract, main text and references); 8,267 including the table and figure legends</w:t>
+        <w:t xml:space="preserve">Word count: 7,953 (abstract, main text and references); 8,354 including the table and figure legends</w:t>
       </w:r>
     </w:p>
     <w:bookmarkStart w:id="20" w:name="acknowledgements"/>

--- a/manuscript/title_page.docx
+++ b/manuscript/title_page.docx
@@ -95,7 +95,7 @@
         <w:pStyle w:val="BodyText"/>
       </w:pPr>
       <w:r>
-        <w:t xml:space="preserve">Word count: 7,953 (abstract, main text and references); 8,354 including the table and figure legends</w:t>
+        <w:t xml:space="preserve">Word count: 7,999 (abstract, main text and references); 8,401 including the table and figure legends</w:t>
       </w:r>
     </w:p>
     <w:bookmarkStart w:id="20" w:name="acknowledgements"/>

--- a/manuscript/title_page.docx
+++ b/manuscript/title_page.docx
@@ -166,7 +166,7 @@
         <w:pStyle w:val="FirstParagraph"/>
       </w:pPr>
       <w:r>
-        <w:t xml:space="preserve">The code of the simulations, the rates aggregated by condition, the outputs of the formal models and the scripts that reproduce every table and figure are available at https://github.com/diogoprov/pcps-sim and archived at Zenodo (https://doi.org/10.5281/zenodo.23500104, all versions; v0.1.0, https://doi.org/10.5281/zenodo.23500105). For peer review, an anonymized copy is available at https://doi.org/10.5281/zenodo.23500661. The tadpole metacommunity data of Appendix S3 come from published studies (Both et al., 2011; Prado &amp; Rossa-Feres, 2014; Provete et al., 2014) and from unpublished data shared with the author, which cannot be redistributed; the repository holds only the tree shapes of the regional pools derived from them and the results of the case study.</w:t>
+        <w:t xml:space="preserve">The code of the simulations, the rates aggregated by condition, the outputs of the formal models and the scripts that reproduce every table and figure are available at https://github.com/diogoprov/pcps-sim and archived at Zenodo (https://doi.org/10.5281/zenodo.23500104, all versions; v0.1.0, https://doi.org/10.5281/zenodo.23500105). For peer review, an anonymized copy is available at https://doi.org/10.5281/zenodo.23500660. The tadpole metacommunity data of Appendix S3 come from published studies (Both et al., 2011; Prado &amp; Rossa-Feres, 2014; Provete et al., 2014) and from unpublished data shared with the author, which cannot be redistributed; the repository holds only the tree shapes of the regional pools derived from them and the results of the case study.</w:t>
       </w:r>
     </w:p>
     <w:bookmarkEnd w:id="23"/>
@@ -184,7 +184,7 @@
         <w:pStyle w:val="FirstParagraph"/>
       </w:pPr>
       <w:r>
-        <w:t xml:space="preserve">The code and the drafts of the Methods and Results were written with the assistance of an AI model (Claude, Anthropic) under the direction of the author, who made every design decision and checked every result; the interactions are logged in docs/AI_INTERACTION_LOG.md of the code repository.</w:t>
+        <w:t xml:space="preserve">The code and the drafts of the manuscript were written with the assistance of an AI model (Claude, Anthropic) under the direction of the author, who made every design decision and checked every result; the interactions are logged in docs/AI_INTERACTION_LOG.md of the code repository.</w:t>
       </w:r>
     </w:p>
     <w:bookmarkEnd w:id="24"/>

--- a/manuscript/title_page.docx
+++ b/manuscript/title_page.docx
@@ -95,7 +95,7 @@
         <w:pStyle w:val="BodyText"/>
       </w:pPr>
       <w:r>
-        <w:t xml:space="preserve">Word count: 7,999 (abstract, main text and references); 8,401 including the table and figure legends</w:t>
+        <w:t xml:space="preserve">Word count: 7,996 (abstract, main text and references); 8,398 including the table and figure legends</w:t>
       </w:r>
     </w:p>
     <w:bookmarkStart w:id="20" w:name="acknowledgements"/>

--- a/manuscript/title_page.docx
+++ b/manuscript/title_page.docx
@@ -170,24 +170,6 @@
       </w:r>
     </w:p>
     <w:bookmarkEnd w:id="23"/>
-    <w:bookmarkStart w:id="24" w:name="use-of-artificial-intelligence"/>
-    <w:p>
-      <w:pPr>
-        <w:pStyle w:val="Heading1"/>
-      </w:pPr>
-      <w:r>
-        <w:t xml:space="preserve">Use of artificial intelligence</w:t>
-      </w:r>
-    </w:p>
-    <w:p>
-      <w:pPr>
-        <w:pStyle w:val="FirstParagraph"/>
-      </w:pPr>
-      <w:r>
-        <w:t xml:space="preserve">The code and the drafts of the manuscript were written with the assistance of an AI model (Claude, Anthropic) under the direction of the author, who made every design decision and checked every result; the interactions are logged in docs/AI_INTERACTION_LOG.md of the code repository.</w:t>
-      </w:r>
-    </w:p>
-    <w:bookmarkEnd w:id="24"/>
     <w:sectPr>
       <w:footerReference r:id="rId9" w:type="default"/>
       <w:footnotePr>
